--- a/docs/SPEC Traffic AI - Capstone Review-II - Rishik Reddy P.docx
+++ b/docs/SPEC Traffic AI - Capstone Review-II - Rishik Reddy P.docx
@@ -31,7 +31,7 @@
           <w:b/>
           <w:bCs/>
         </w:rPr>
-        <w:t>REVIEW – I</w:t>
+        <w:t>REVIEW – II</w:t>
       </w:r>
     </w:p>
     <w:p>
@@ -47,7 +47,7 @@
           <w:b/>
           <w:bCs/>
         </w:rPr>
-        <w:t>30</w:t>
+        <w:t>27TH AUGUST 2026</w:t>
       </w:r>
       <w:r>
         <w:rPr>
@@ -55,14 +55,14 @@
           <w:bCs/>
           <w:vertAlign w:val="superscript"/>
         </w:rPr>
-        <w:t>TH</w:t>
+        <w:t/>
       </w:r>
       <w:r>
         <w:rPr>
           <w:b/>
           <w:bCs/>
         </w:rPr>
-        <w:t xml:space="preserve"> AND 31</w:t>
+        <w:t xml:space="preserve"/>
       </w:r>
       <w:r>
         <w:rPr>
@@ -70,14 +70,14 @@
           <w:bCs/>
           <w:vertAlign w:val="superscript"/>
         </w:rPr>
-        <w:t>ST</w:t>
+        <w:t/>
       </w:r>
       <w:r>
         <w:rPr>
           <w:b/>
           <w:bCs/>
         </w:rPr>
-        <w:t xml:space="preserve"> JULY 2026</w:t>
+        <w:t xml:space="preserve"/>
       </w:r>
     </w:p>
     <w:tbl>
@@ -345,6 +345,9 @@
             <w:pPr>
               <w:jc w:val="center"/>
             </w:pPr>
+            <w:r>
+              <w:t xml:space="preserve">23WU0102149</w:t>
+            </w:r>
           </w:p>
         </w:tc>
         <w:tc>
@@ -362,6 +365,9 @@
             <w:pPr>
               <w:jc w:val="center"/>
             </w:pPr>
+            <w:r>
+              <w:t xml:space="preserve">Rishik Reddy P</w:t>
+            </w:r>
           </w:p>
         </w:tc>
         <w:tc>
@@ -421,6 +427,9 @@
             <w:pPr>
               <w:jc w:val="center"/>
             </w:pPr>
+            <w:r>
+              <w:t xml:space="preserve">23WU0102169</w:t>
+            </w:r>
           </w:p>
         </w:tc>
         <w:tc>
@@ -438,6 +447,9 @@
             <w:pPr>
               <w:jc w:val="center"/>
             </w:pPr>
+            <w:r>
+              <w:t xml:space="preserve">Rohan Reddy</w:t>
+            </w:r>
           </w:p>
         </w:tc>
         <w:tc>
@@ -497,6 +509,9 @@
             <w:pPr>
               <w:jc w:val="center"/>
             </w:pPr>
+            <w:r>
+              <w:t xml:space="preserve">23WU0102135</w:t>
+            </w:r>
           </w:p>
         </w:tc>
         <w:tc>
@@ -514,6 +529,9 @@
             <w:pPr>
               <w:jc w:val="center"/>
             </w:pPr>
+            <w:r>
+              <w:t xml:space="preserve">Hari Ramaneti</w:t>
+            </w:r>
           </w:p>
         </w:tc>
         <w:tc>
@@ -599,7 +617,11 @@
             </w:tcBorders>
             <w:vAlign w:val="center"/>
           </w:tcPr>
-          <w:p/>
+          <w:p>
+            <w:r>
+              <w:t xml:space="preserve">Prof. Meher Gayatri</w:t>
+            </w:r>
+          </w:p>
         </w:tc>
       </w:tr>
       <w:tr>
@@ -700,7 +722,11 @@
               <w:right w:val="single" w:color="auto" w:sz="4" w:space="0"/>
             </w:tcBorders>
           </w:tcPr>
-          <w:p/>
+          <w:p>
+            <w:r>
+              <w:t xml:space="preserve">27 August 2026</w:t>
+            </w:r>
+          </w:p>
         </w:tc>
       </w:tr>
       <w:tr>
@@ -930,22 +956,7 @@
           <w:b/>
           <w:bCs/>
         </w:rPr>
-        <w:lastRenderedPageBreak/>
-        <w:t/>
-      </w:r>
-      <w:r>
-        <w:rPr>
-          <w:b/>
-          <w:bCs/>
-        </w:rPr>
-        <w:t>SPEC Traffic AI: An Explainable Computer Vision Platform for Indian Traffic Violation Detection with Human-in-the-Loop E-Challan Verification</w:t>
-      </w:r>
-      <w:r>
-        <w:rPr>
-          <w:b/>
-          <w:bCs/>
-        </w:rPr>
-        <w:t/>
+        <w:t xml:space="preserve">SPEC Traffic AI: An Explainable Computer Vision Platform for Indian Traffic Violation Detection with Human-in-the-Loop E-Challan Verification and Advisory Signal Timing</w:t>
       </w:r>
     </w:p>
     <w:p>
@@ -968,7 +979,7 @@
     </w:p>
     <w:p>
       <w:r>
-        <w:t xml:space="preserve">India records the highest number of road-accident fatalities worldwide, yet manual enforcement cannot scale to urban vehicle density, and existing CCTV infrastructure remains confined to passive monitoring. Detectors trained on general-purpose Western datasets contain no auto-rickshaw class, rendering them structurally incapable of enforcing violations against a substantial share of Indian traffic. This project develops SPEC Traffic AI, a modular enforcement platform designed for Indian road conditions. A YOLO11 detector fine-tuned on the DriveIndia dataset performs a single shared perception pass, ByteTrack assigns persistent vehicle identities, and an extensible rule engine evaluates violations as independent geometric modules configured per camera. Confirmed violations trigger a rolling frame buffer that produces an evidence package containing the approach, violation and departure sequence together with a plain-language reason trace. A novel Evidence Defensibility Score assesses whether each detection would withstand legal challenge and routes it for officer verification accordingly. The detector achieved 0.703 mAP@50 on the official held-out test split across all twenty-one classes, rising to 0.868 across the seven enforcement-relevant classes, with a train-to-test generalisation gap of 0.147. A single perception pass drives a second output as well: congestion is measured per junction arm in Passenger Car Units rather than vehicle counts, and Webster’s method converts it into a recommended green split, issued as an advisory plan that the system deliberately cannot actuate. The system enables traffic authorities to scale enforcement while ensuring that no challan is issued without human approval under the Motor Vehicles Act.</w:t>
+        <w:t xml:space="preserve">India records the highest number of road-accident fatalities worldwide, yet manual enforcement cannot scale to urban vehicle density and existing CCTV infrastructure remains confined to passive monitoring. Detectors trained on general-purpose Western datasets contain no auto-rickshaw class, rendering them structurally incapable of enforcing violations against a substantial share of Indian traffic. This project develops SPEC Traffic AI, a modular platform designed for Indian road conditions. A YOLO11 detector fine-tuned on the DriveIndia dataset performs a single shared perception pass, ByteTrack assigns persistent vehicle identities, and an extensible rule engine evaluates violations as independent geometric modules configured per camera. Confirmed violations trigger a rolling buffer that writes an evidence package covering the approach, violation and departure, with a plain-language reason trace. A novel Evidence Defensibility Score assesses whether each detection would withstand legal challenge and routes it for officer verification accordingly. The same perception pass drives a second output: congestion is measured per junction arm in Passenger Car Units rather than vehicle counts, and Webster’s method converts it into a recommended green-time split issued as an advisory plan the system deliberately cannot actuate. On the official held-out test split the detector achieved 0.703 mAP@50 across twenty-one classes, rising to 0.868 across the seven enforcement-relevant classes, with a train-to-test generalisation gap of 0.147. Evaluation on elevated footage additionally identified a viewpoint domain gap between dashcam training imagery and enforcement-camera geometry. The platform enables traffic authorities to scale enforcement and improve junction throughput while ensuring that no challan is issued without human approval under the Motor Vehicles Act.</w:t>
       </w:r>
     </w:p>
     <w:p/>
@@ -995,23 +1006,7 @@
           <w:i/>
           <w:iCs/>
         </w:rPr>
-        <w:t>Keywords:</w:t>
-      </w:r>
-      <w:r>
-        <w:rPr>
-          <w:b/>
-          <w:bCs/>
-          <w:i/>
-          <w:iCs/>
-        </w:rPr>
-        <w:t xml:space="preserve"> </w:t>
-      </w:r>
-      <w:r>
-        <w:rPr>
-          <w:i/>
-          <w:iCs/>
-        </w:rPr>
-        <w:t xml:space="preserve">Traffic Violation Detection; Computer Vision; Intelligent Transportation Systems; Human-in-the-Loop Verification; Explainable AI; Adaptive Signal Control</w:t>
+        <w:t xml:space="preserve">Keywords: Traffic Violation Detection; Computer Vision; Intelligent Transportation Systems; Human-in-the-Loop Verification; Explainable AI; Adaptive Signal Control</w:t>
       </w:r>
     </w:p>
     <w:p>
@@ -2253,7 +2248,7 @@
                 <w:b/>
                 <w:bCs/>
               </w:rPr>
-              <w:t>Project Title:</w:t>
+              <w:t>Project Title: SPEC Traffic AI</w:t>
             </w:r>
           </w:p>
         </w:tc>
@@ -2481,6 +2476,9 @@
             <w:pPr>
               <w:jc w:val="center"/>
             </w:pPr>
+            <w:r>
+              <w:t xml:space="preserve">23WU0102149</w:t>
+            </w:r>
           </w:p>
         </w:tc>
         <w:tc>
@@ -2498,6 +2496,9 @@
             <w:pPr>
               <w:jc w:val="center"/>
             </w:pPr>
+            <w:r>
+              <w:t xml:space="preserve">Rishik Reddy P</w:t>
+            </w:r>
           </w:p>
         </w:tc>
         <w:tc>
@@ -2557,6 +2558,9 @@
             <w:pPr>
               <w:jc w:val="center"/>
             </w:pPr>
+            <w:r>
+              <w:t xml:space="preserve">23WU0102169</w:t>
+            </w:r>
           </w:p>
         </w:tc>
         <w:tc>
@@ -2574,6 +2578,9 @@
             <w:pPr>
               <w:jc w:val="center"/>
             </w:pPr>
+            <w:r>
+              <w:t xml:space="preserve">Rohan Reddy</w:t>
+            </w:r>
           </w:p>
         </w:tc>
         <w:tc>
@@ -2633,6 +2640,9 @@
             <w:pPr>
               <w:jc w:val="center"/>
             </w:pPr>
+            <w:r>
+              <w:t xml:space="preserve">23WU0102135</w:t>
+            </w:r>
           </w:p>
         </w:tc>
         <w:tc>
@@ -2650,6 +2660,9 @@
             <w:pPr>
               <w:jc w:val="center"/>
             </w:pPr>
+            <w:r>
+              <w:t xml:space="preserve">Hari Ramaneti</w:t>
+            </w:r>
           </w:p>
         </w:tc>
         <w:tc>
@@ -2712,7 +2725,7 @@
                 <w:b/>
                 <w:bCs/>
               </w:rPr>
-              <w:t>Mentor Name:</w:t>
+              <w:t>Mentor Name: Prof. Meher Gayatri</w:t>
             </w:r>
           </w:p>
         </w:tc>
@@ -2738,7 +2751,7 @@
                 <w:b/>
                 <w:bCs/>
               </w:rPr>
-              <w:t xml:space="preserve">Date of Review: </w:t>
+              <w:t xml:space="preserve">Date of Review: 27 August 2026</w:t>
             </w:r>
           </w:p>
         </w:tc>
